--- a/docs/scripts/install.docx
+++ b/docs/scripts/install.docx
@@ -10,7 +10,7 @@
         <w:t xml:space="preserve">install</w:t>
       </w:r>
     </w:p>
-    <w:bookmarkStart w:id="22" w:name="installsh"/>
+    <w:bookmarkStart w:id="23" w:name="installsh"/>
     <w:p>
       <w:pPr>
         <w:pStyle w:val="Heading1"/>
@@ -34,7 +34,7 @@
         <w:t xml:space="preserve"> </w:t>
       </w:r>
       <w:r>
-        <w:t xml:space="preserve">1</w:t>
+        <w:t xml:space="preserve">2</w:t>
       </w:r>
       <w:r>
         <w:t xml:space="preserve"> </w:t>
@@ -1892,7 +1892,7 @@
     </w:p>
     <w:bookmarkEnd w:id="12"/>
     <w:bookmarkEnd w:id="13"/>
-    <w:bookmarkStart w:id="14" w:name="edge-cases"/>
+    <w:bookmarkStart w:id="15" w:name="edge-cases"/>
     <w:p>
       <w:pPr>
         <w:pStyle w:val="Heading2"/>
@@ -2187,7 +2187,22 @@
           <w:b/>
           <w:bCs/>
         </w:rPr>
-        <w:t xml:space="preserve">Build deps missing / verification RED</w:t>
+        <w:t xml:space="preserve">SSH-keyed user needs a PRIVATE submodule</w:t>
+      </w:r>
+      <w:r>
+        <w:t xml:space="preserve"> </w:t>
+      </w:r>
+      <w:r>
+        <w:t xml:space="preserve">→ the default</w:t>
+      </w:r>
+      <w:r>
+        <w:t xml:space="preserve"> </w:t>
+      </w:r>
+      <w:r>
+        <w:rPr>
+          <w:rStyle w:val="VerbatimChar"/>
+        </w:rPr>
+        <w:t xml:space="preserve">git@github.com:</w:t>
       </w:r>
       <w:r>
         <w:t xml:space="preserve"> </w:t>
@@ -2202,19 +2217,107 @@
         <w:rPr>
           <w:rStyle w:val="VerbatimChar"/>
         </w:rPr>
-        <w:t xml:space="preserve">setup.sh</w:t>
-      </w:r>
-      <w:r>
-        <w:t xml:space="preserve"> </w:t>
-      </w:r>
-      <w:r>
-        <w:t xml:space="preserve">exits non-zero and the</w:t>
-      </w:r>
-      <w:r>
-        <w:t xml:space="preserve"> </w:t>
-      </w:r>
-      <w:r>
-        <w:t xml:space="preserve">installer surfaces it (never PATH-exports an unverified binary, §11.4).</w:t>
+        <w:t xml:space="preserve">https://github.com/</w:t>
+      </w:r>
+      <w:r>
+        <w:t xml:space="preserve"> </w:t>
+      </w:r>
+      <w:r>
+        <w:t xml:space="preserve">rewrite (the keyless-clone aid)</w:t>
+      </w:r>
+      <w:r>
+        <w:t xml:space="preserve"> </w:t>
+      </w:r>
+      <w:r>
+        <w:t xml:space="preserve">works</w:t>
+      </w:r>
+      <w:r>
+        <w:t xml:space="preserve"> </w:t>
+      </w:r>
+      <w:r>
+        <w:rPr>
+          <w:i/>
+          <w:iCs/>
+        </w:rPr>
+        <w:t xml:space="preserve">against</w:t>
+      </w:r>
+      <w:r>
+        <w:t xml:space="preserve"> </w:t>
+      </w:r>
+      <w:r>
+        <w:t xml:space="preserve">you here: it rewrites the submodule's SSH URL to an</w:t>
+      </w:r>
+      <w:r>
+        <w:t xml:space="preserve"> </w:t>
+      </w:r>
+      <w:r>
+        <w:rPr>
+          <w:b/>
+          <w:bCs/>
+        </w:rPr>
+        <w:t xml:space="preserve">unauthenticated</w:t>
+      </w:r>
+      <w:r>
+        <w:t xml:space="preserve"> </w:t>
+      </w:r>
+      <w:r>
+        <w:t xml:space="preserve">HTTPS URL, so the private clone fails even though your SSH</w:t>
+      </w:r>
+      <w:r>
+        <w:t xml:space="preserve"> </w:t>
+      </w:r>
+      <w:r>
+        <w:t xml:space="preserve">key would have worked. Disable the rewrite so your key is used —</w:t>
+      </w:r>
+      <w:r>
+        <w:t xml:space="preserve"> </w:t>
+      </w:r>
+      <w:r>
+        <w:rPr>
+          <w:rStyle w:val="VerbatimChar"/>
+        </w:rPr>
+        <w:t xml:space="preserve">TMX_INSTALL_NO_HTTPS_REWRITE=1</w:t>
+      </w:r>
+      <w:r>
+        <w:t xml:space="preserve"> </w:t>
+      </w:r>
+      <w:r>
+        <w:t xml:space="preserve">(or</w:t>
+      </w:r>
+      <w:r>
+        <w:t xml:space="preserve"> </w:t>
+      </w:r>
+      <w:r>
+        <w:rPr>
+          <w:rStyle w:val="VerbatimChar"/>
+        </w:rPr>
+        <w:t xml:space="preserve">--no-https-rewrite</w:t>
+      </w:r>
+      <w:r>
+        <w:t xml:space="preserve">). Public-submodule</w:t>
+      </w:r>
+      <w:r>
+        <w:t xml:space="preserve"> </w:t>
+      </w:r>
+      <w:r>
+        <w:t xml:space="preserve">keyless users must NOT set this. See</w:t>
+      </w:r>
+      <w:r>
+        <w:t xml:space="preserve"> </w:t>
+      </w:r>
+      <w:hyperlink r:id="rId14">
+        <w:r>
+          <w:rPr>
+            <w:rStyle w:val="VerbatimChar"/>
+          </w:rPr>
+          <w:t xml:space="preserve">../guides/troubleshooting.md</w:t>
+        </w:r>
+      </w:hyperlink>
+      <w:r>
+        <w:t xml:space="preserve"> </w:t>
+      </w:r>
+      <w:r>
+        <w:t xml:space="preserve">§4.</w:t>
       </w:r>
     </w:p>
     <w:p>
@@ -2230,6 +2333,49 @@
           <w:b/>
           <w:bCs/>
         </w:rPr>
+        <w:t xml:space="preserve">Build deps missing / verification RED</w:t>
+      </w:r>
+      <w:r>
+        <w:t xml:space="preserve"> </w:t>
+      </w:r>
+      <w:r>
+        <w:t xml:space="preserve">→</w:t>
+      </w:r>
+      <w:r>
+        <w:t xml:space="preserve"> </w:t>
+      </w:r>
+      <w:r>
+        <w:rPr>
+          <w:rStyle w:val="VerbatimChar"/>
+        </w:rPr>
+        <w:t xml:space="preserve">setup.sh</w:t>
+      </w:r>
+      <w:r>
+        <w:t xml:space="preserve"> </w:t>
+      </w:r>
+      <w:r>
+        <w:t xml:space="preserve">exits non-zero and the</w:t>
+      </w:r>
+      <w:r>
+        <w:t xml:space="preserve"> </w:t>
+      </w:r>
+      <w:r>
+        <w:t xml:space="preserve">installer surfaces it (never PATH-exports an unverified binary, §11.4).</w:t>
+      </w:r>
+    </w:p>
+    <w:p>
+      <w:pPr>
+        <w:pStyle w:val="Compact"/>
+        <w:numPr>
+          <w:ilvl w:val="0"/>
+          <w:numId w:val="1004"/>
+        </w:numPr>
+      </w:pPr>
+      <w:r>
+        <w:rPr>
+          <w:b/>
+          <w:bCs/>
+        </w:rPr>
         <w:t xml:space="preserve">Validation suite FAILs</w:t>
       </w:r>
       <w:r>
@@ -2245,8 +2391,8 @@
         <w:t xml:space="preserve">non-zero (honest, never a silent green).</w:t>
       </w:r>
     </w:p>
-    <w:bookmarkEnd w:id="14"/>
-    <w:bookmarkStart w:id="15" w:name="internal-behaviour"/>
+    <w:bookmarkEnd w:id="15"/>
+    <w:bookmarkStart w:id="16" w:name="internal-behaviour"/>
     <w:p>
       <w:pPr>
         <w:pStyle w:val="Heading2"/>
@@ -2451,8 +2597,8 @@
         <w:t xml:space="preserve">.</w:t>
       </w:r>
     </w:p>
-    <w:bookmarkEnd w:id="15"/>
-    <w:bookmarkStart w:id="16" w:name="X2e950392381fa78de8cd95875bc840642191968"/>
+    <w:bookmarkEnd w:id="16"/>
+    <w:bookmarkStart w:id="17" w:name="X2e950392381fa78de8cd95875bc840642191968"/>
     <w:p>
       <w:pPr>
         <w:pStyle w:val="Heading2"/>
@@ -2655,8 +2801,8 @@
         <w:t xml:space="preserve">stays reachable side-by-side.</w:t>
       </w:r>
     </w:p>
-    <w:bookmarkEnd w:id="16"/>
-    <w:bookmarkStart w:id="19" w:name="related-scripts"/>
+    <w:bookmarkEnd w:id="17"/>
+    <w:bookmarkStart w:id="20" w:name="related-scripts"/>
     <w:p>
       <w:pPr>
         <w:pStyle w:val="Heading2"/>
@@ -2673,7 +2819,7 @@
           <w:numId w:val="1006"/>
         </w:numPr>
       </w:pPr>
-      <w:hyperlink r:id="rId17">
+      <w:hyperlink r:id="rId18">
         <w:r>
           <w:rPr>
             <w:rStyle w:val="VerbatimChar"/>
@@ -2740,7 +2886,7 @@
           <w:numId w:val="1006"/>
         </w:numPr>
       </w:pPr>
-      <w:hyperlink r:id="rId18">
+      <w:hyperlink r:id="rId19">
         <w:r>
           <w:rPr>
             <w:rStyle w:val="VerbatimChar"/>
@@ -2836,8 +2982,8 @@
         <w:t xml:space="preserve">(offline recursive-clone proof + rc-detection unit + §9.2 refuse + idempotency).</w:t>
       </w:r>
     </w:p>
-    <w:bookmarkEnd w:id="19"/>
-    <w:bookmarkStart w:id="20" w:name="last-verified"/>
+    <w:bookmarkEnd w:id="20"/>
+    <w:bookmarkStart w:id="21" w:name="last-verified"/>
     <w:p>
       <w:pPr>
         <w:pStyle w:val="Heading2"/>
@@ -2938,8 +3084,8 @@
         <w:t xml:space="preserve">(exit 4, foreign file intact); idempotent re-run entered update mode.</w:t>
       </w:r>
     </w:p>
-    <w:bookmarkEnd w:id="20"/>
-    <w:bookmarkStart w:id="21" w:name="sources-verified-2026-06-29"/>
+    <w:bookmarkEnd w:id="21"/>
+    <w:bookmarkStart w:id="22" w:name="sources-verified-2026-06-29"/>
     <w:p>
       <w:pPr>
         <w:pStyle w:val="Heading2"/>
@@ -3080,8 +3226,8 @@
         <w:t xml:space="preserve">).</w:t>
       </w:r>
     </w:p>
-    <w:bookmarkEnd w:id="21"/>
     <w:bookmarkEnd w:id="22"/>
+    <w:bookmarkEnd w:id="23"/>
     <w:sectPr>
       <w:footnotePr>
         <w:numRestart w:val="eachSect"/>

--- a/docs/scripts/install.docx
+++ b/docs/scripts/install.docx
@@ -1536,7 +1536,7 @@
               <w:rPr>
                 <w:rStyle w:val="VerbatimChar"/>
               </w:rPr>
-              <w:t xml:space="preserve">https://github.com/vasic-digital/tmux.git</w:t>
+              <w:t xml:space="preserve">git@github.com:vasic-digital/tmux.git</w:t>
             </w:r>
           </w:p>
         </w:tc>
@@ -1547,7 +1547,7 @@
               <w:pStyle w:val="Compact"/>
             </w:pPr>
             <w:r>
-              <w:t xml:space="preserve">clone source</w:t>
+              <w:t xml:space="preserve">clone source (SSH / git protocol)</w:t>
             </w:r>
           </w:p>
         </w:tc>
@@ -1722,6 +1722,98 @@
               <w:rPr>
                 <w:rStyle w:val="VerbatimChar"/>
               </w:rPr>
+              <w:t xml:space="preserve">TMX_INSTALL_HTTPS_REWRITE=1</w:t>
+            </w:r>
+          </w:p>
+        </w:tc>
+        <w:tc>
+          <w:tcPr/>
+          <w:p>
+            <w:pPr>
+              <w:pStyle w:val="Compact"/>
+            </w:pPr>
+            <w:r>
+              <w:rPr>
+                <w:rStyle w:val="VerbatimChar"/>
+              </w:rPr>
+              <w:t xml:space="preserve">--https-rewrite</w:t>
+            </w:r>
+          </w:p>
+        </w:tc>
+        <w:tc>
+          <w:tcPr/>
+          <w:p>
+            <w:pPr>
+              <w:pStyle w:val="Compact"/>
+            </w:pPr>
+            <w:r>
+              <w:t xml:space="preserve">(off)</w:t>
+            </w:r>
+          </w:p>
+        </w:tc>
+        <w:tc>
+          <w:tcPr/>
+          <w:p>
+            <w:pPr>
+              <w:pStyle w:val="Compact"/>
+            </w:pPr>
+            <w:r>
+              <w:rPr>
+                <w:b/>
+                <w:bCs/>
+              </w:rPr>
+              <w:t xml:space="preserve">opt in</w:t>
+            </w:r>
+            <w:r>
+              <w:t xml:space="preserve"> </w:t>
+            </w:r>
+            <w:r>
+              <w:t xml:space="preserve">to the</w:t>
+            </w:r>
+            <w:r>
+              <w:t xml:space="preserve"> </w:t>
+            </w:r>
+            <w:r>
+              <w:rPr>
+                <w:rStyle w:val="VerbatimChar"/>
+              </w:rPr>
+              <w:t xml:space="preserve">git@github:</w:t>
+            </w:r>
+            <w:r>
+              <w:t xml:space="preserve"> </w:t>
+            </w:r>
+            <w:r>
+              <w:t xml:space="preserve">→</w:t>
+            </w:r>
+            <w:r>
+              <w:t xml:space="preserve"> </w:t>
+            </w:r>
+            <w:r>
+              <w:rPr>
+                <w:rStyle w:val="VerbatimChar"/>
+              </w:rPr>
+              <w:t xml:space="preserve">https://github.com/</w:t>
+            </w:r>
+            <w:r>
+              <w:t xml:space="preserve"> </w:t>
+            </w:r>
+            <w:r>
+              <w:t xml:space="preserve">submodule URL rewrite (keyless aid; see the warning below)</w:t>
+            </w:r>
+          </w:p>
+        </w:tc>
+      </w:tr>
+      <w:tr>
+        <w:tc>
+          <w:tcPr/>
+          <w:p>
+            <w:pPr>
+              <w:pStyle w:val="Compact"/>
+            </w:pPr>
+            <w:r>
+              <w:rPr>
+                <w:rStyle w:val="VerbatimChar"/>
+              </w:rPr>
               <w:t xml:space="preserve">TMX_INSTALL_NO_HTTPS_REWRITE=1</w:t>
             </w:r>
           </w:p>
@@ -1758,37 +1850,7 @@
               <w:pStyle w:val="Compact"/>
             </w:pPr>
             <w:r>
-              <w:t xml:space="preserve">disable the</w:t>
-            </w:r>
-            <w:r>
-              <w:t xml:space="preserve"> </w:t>
-            </w:r>
-            <w:r>
-              <w:rPr>
-                <w:rStyle w:val="VerbatimChar"/>
-              </w:rPr>
-              <w:t xml:space="preserve">git@github:</w:t>
-            </w:r>
-            <w:r>
-              <w:t xml:space="preserve"> </w:t>
-            </w:r>
-            <w:r>
-              <w:t xml:space="preserve">→</w:t>
-            </w:r>
-            <w:r>
-              <w:t xml:space="preserve"> </w:t>
-            </w:r>
-            <w:r>
-              <w:rPr>
-                <w:rStyle w:val="VerbatimChar"/>
-              </w:rPr>
-              <w:t xml:space="preserve">https://github.com/</w:t>
-            </w:r>
-            <w:r>
-              <w:t xml:space="preserve"> </w:t>
-            </w:r>
-            <w:r>
-              <w:t xml:space="preserve">submodule URL rewrite</w:t>
+              <w:t xml:space="preserve">legacy explicit opt-OUT; still honoured, and wins over the opt-in</w:t>
             </w:r>
           </w:p>
         </w:tc>
@@ -1799,95 +1861,335 @@
         <w:pStyle w:val="BodyText"/>
       </w:pPr>
       <w:r>
-        <w:t xml:space="preserve">HTTPS is the default clone scheme precisely because a fresh end user may not</w:t>
-      </w:r>
-      <w:r>
-        <w:t xml:space="preserve"> </w:t>
-      </w:r>
-      <w:r>
-        <w:t xml:space="preserve">have SSH keys configured. For the submodules — whose</w:t>
-      </w:r>
-      <w:r>
-        <w:t xml:space="preserve"> </w:t>
-      </w:r>
-      <w:r>
-        <w:rPr>
-          <w:rStyle w:val="VerbatimChar"/>
-        </w:rPr>
-        <w:t xml:space="preserve">.gitmodules</w:t>
-      </w:r>
-      <w:r>
-        <w:t xml:space="preserve"> </w:t>
-      </w:r>
-      <w:r>
-        <w:t xml:space="preserve">pin SSH</w:t>
-      </w:r>
-      <w:r>
-        <w:t xml:space="preserve"> </w:t>
-      </w:r>
-      <w:r>
-        <w:t xml:space="preserve">URLs — the installer applies a</w:t>
-      </w:r>
-      <w:r>
-        <w:t xml:space="preserve"> </w:t>
-      </w:r>
-      <w:r>
-        <w:rPr>
-          <w:rStyle w:val="VerbatimChar"/>
-        </w:rPr>
-        <w:t xml:space="preserve">git@github.com:</w:t>
-      </w:r>
-      <w:r>
-        <w:t xml:space="preserve"> </w:t>
-      </w:r>
-      <w:r>
-        <w:t xml:space="preserve">→</w:t>
-      </w:r>
-      <w:r>
-        <w:t xml:space="preserve"> </w:t>
-      </w:r>
-      <w:r>
-        <w:rPr>
-          <w:rStyle w:val="VerbatimChar"/>
-        </w:rPr>
-        <w:t xml:space="preserve">https://github.com/</w:t>
-      </w:r>
-      <w:r>
-        <w:t xml:space="preserve"> </w:t>
-      </w:r>
-      <w:r>
-        <w:rPr>
-          <w:rStyle w:val="VerbatimChar"/>
-        </w:rPr>
-        <w:t xml:space="preserve">insteadOf</w:t>
-      </w:r>
-      <w:r>
-        <w:t xml:space="preserve"> </w:t>
-      </w:r>
-      <w:r>
-        <w:t xml:space="preserve">rewrite by default so a keyless user can fetch</w:t>
-      </w:r>
-      <w:r>
-        <w:t xml:space="preserve"> </w:t>
-      </w:r>
-      <w:r>
         <w:rPr>
           <w:b/>
           <w:bCs/>
         </w:rPr>
-        <w:t xml:space="preserve">public</w:t>
-      </w:r>
-      <w:r>
-        <w:t xml:space="preserve"> </w:t>
-      </w:r>
-      <w:r>
-        <w:t xml:space="preserve">github</w:t>
-      </w:r>
-      <w:r>
-        <w:t xml:space="preserve"> </w:t>
-      </w:r>
-      <w:r>
-        <w:t xml:space="preserve">submodules over HTTPS.</w:t>
+        <w:t xml:space="preserve">SSH (the git protocol) is the default clone scheme, and the submodule URL</w:t>
+      </w:r>
+      <w:r>
+        <w:rPr>
+          <w:b/>
+          <w:bCs/>
+        </w:rPr>
+        <w:t xml:space="preserve"> </w:t>
+      </w:r>
+      <w:r>
+        <w:rPr>
+          <w:b/>
+          <w:bCs/>
+        </w:rPr>
+        <w:t xml:space="preserve">rewrite is OFF by default</w:t>
+      </w:r>
+      <w:r>
+        <w:t xml:space="preserve"> </w:t>
+      </w:r>
+      <w:r>
+        <w:t xml:space="preserve">(changed in 1.0.44). The installer clones over the</w:t>
+      </w:r>
+      <w:r>
+        <w:t xml:space="preserve"> </w:t>
+      </w:r>
+      <w:r>
+        <w:rPr>
+          <w:rStyle w:val="VerbatimChar"/>
+        </w:rPr>
+        <w:t xml:space="preserve">git@github.com:</w:t>
+      </w:r>
+      <w:r>
+        <w:t xml:space="preserve"> </w:t>
+      </w:r>
+      <w:r>
+        <w:t xml:space="preserve">URLs exactly as</w:t>
+      </w:r>
+      <w:r>
+        <w:t xml:space="preserve"> </w:t>
+      </w:r>
+      <w:r>
+        <w:rPr>
+          <w:rStyle w:val="VerbatimChar"/>
+        </w:rPr>
+        <w:t xml:space="preserve">.gitmodules</w:t>
+      </w:r>
+      <w:r>
+        <w:t xml:space="preserve"> </w:t>
+      </w:r>
+      <w:r>
+        <w:t xml:space="preserve">pins them, so your SSH key</w:t>
+      </w:r>
+      <w:r>
+        <w:t xml:space="preserve"> </w:t>
+      </w:r>
+      <w:r>
+        <w:t xml:space="preserve">authenticates every fetch.</w:t>
+      </w:r>
+    </w:p>
+    <w:p>
+      <w:pPr>
+        <w:pStyle w:val="BodyText"/>
+      </w:pPr>
+      <w:r>
+        <w:t xml:space="preserve">Why the previous HTTPS-by-default was removed (TMX-086): the rewrite converted</w:t>
+      </w:r>
+      <w:r>
+        <w:t xml:space="preserve"> </w:t>
+      </w:r>
+      <w:r>
+        <w:t xml:space="preserve">the</w:t>
+      </w:r>
+      <w:r>
+        <w:t xml:space="preserve"> </w:t>
+      </w:r>
+      <w:r>
+        <w:rPr>
+          <w:b/>
+          <w:bCs/>
+        </w:rPr>
+        <w:t xml:space="preserve">private</w:t>
+      </w:r>
+      <w:r>
+        <w:t xml:space="preserve"> </w:t>
+      </w:r>
+      <w:r>
+        <w:t xml:space="preserve">nested submodule</w:t>
+      </w:r>
+      <w:r>
+        <w:t xml:space="preserve"> </w:t>
+      </w:r>
+      <w:r>
+        <w:rPr>
+          <w:rStyle w:val="VerbatimChar"/>
+        </w:rPr>
+        <w:t xml:space="preserve">constitution/submodules/helix_perf_cache</w:t>
+      </w:r>
+      <w:r>
+        <w:t xml:space="preserve"> </w:t>
+      </w:r>
+      <w:r>
+        <w:t xml:space="preserve">(</w:t>
+      </w:r>
+      <w:r>
+        <w:rPr>
+          <w:rStyle w:val="VerbatimChar"/>
+        </w:rPr>
+        <w:t xml:space="preserve">git@github.com:HelixDevelopment/helix_perf_cache.git</w:t>
+      </w:r>
+      <w:r>
+        <w:t xml:space="preserve">)</w:t>
+      </w:r>
+      <w:r>
+        <w:t xml:space="preserve"> </w:t>
+      </w:r>
+      <w:r>
+        <w:t xml:space="preserve">into an</w:t>
+      </w:r>
+      <w:r>
+        <w:t xml:space="preserve"> </w:t>
+      </w:r>
+      <w:r>
+        <w:rPr>
+          <w:i/>
+          <w:iCs/>
+        </w:rPr>
+        <w:t xml:space="preserve">unauthenticated</w:t>
+      </w:r>
+      <w:r>
+        <w:t xml:space="preserve"> </w:t>
+      </w:r>
+      <w:r>
+        <w:t xml:space="preserve">HTTPS fetch. GitHub answers that by asking for a</w:t>
+      </w:r>
+      <w:r>
+        <w:t xml:space="preserve"> </w:t>
+      </w:r>
+      <w:r>
+        <w:t xml:space="preserve">username, and because nothing set</w:t>
+      </w:r>
+      <w:r>
+        <w:t xml:space="preserve"> </w:t>
+      </w:r>
+      <w:r>
+        <w:rPr>
+          <w:rStyle w:val="VerbatimChar"/>
+        </w:rPr>
+        <w:t xml:space="preserve">GIT_TERMINAL_PROMPT=0</w:t>
+      </w:r>
+      <w:r>
+        <w:t xml:space="preserve"> </w:t>
+      </w:r>
+      <w:r>
+        <w:t xml:space="preserve">the installer BLOCKED</w:t>
+      </w:r>
+      <w:r>
+        <w:t xml:space="preserve"> </w:t>
+      </w:r>
+      <w:r>
+        <w:t xml:space="preserve">on that prompt forever — with no way to answer it under</w:t>
+      </w:r>
+      <w:r>
+        <w:t xml:space="preserve"> </w:t>
+      </w:r>
+      <w:r>
+        <w:rPr>
+          <w:rStyle w:val="VerbatimChar"/>
+        </w:rPr>
+        <w:t xml:space="preserve">curl | bash</w:t>
+      </w:r>
+      <w:r>
+        <w:t xml:space="preserve">. Measured</w:t>
+      </w:r>
+      <w:r>
+        <w:t xml:space="preserve"> </w:t>
+      </w:r>
+      <w:r>
+        <w:t xml:space="preserve">A/B on the same repo, same host, same minute: SSH</w:t>
+      </w:r>
+      <w:r>
+        <w:t xml:space="preserve"> </w:t>
+      </w:r>
+      <w:r>
+        <w:rPr>
+          <w:rStyle w:val="VerbatimChar"/>
+        </w:rPr>
+        <w:t xml:space="preserve">exit=0</w:t>
+      </w:r>
+      <w:r>
+        <w:t xml:space="preserve">; SSH+rewrite</w:t>
+      </w:r>
+      <w:r>
+        <w:t xml:space="preserve"> </w:t>
+      </w:r>
+      <w:r>
+        <w:rPr>
+          <w:rStyle w:val="VerbatimChar"/>
+        </w:rPr>
+        <w:t xml:space="preserve">exit=128 could not read Username</w:t>
+      </w:r>
+      <w:r>
+        <w:t xml:space="preserve">.</w:t>
+      </w:r>
+    </w:p>
+    <w:p>
+      <w:pPr>
+        <w:pStyle w:val="BodyText"/>
+      </w:pPr>
+      <w:r>
+        <w:t xml:space="preserve">The installer now also exports</w:t>
+      </w:r>
+      <w:r>
+        <w:t xml:space="preserve"> </w:t>
+      </w:r>
+      <w:r>
+        <w:rPr>
+          <w:rStyle w:val="VerbatimChar"/>
+        </w:rPr>
+        <w:t xml:space="preserve">GIT_TERMINAL_PROMPT=0</w:t>
+      </w:r>
+      <w:r>
+        <w:t xml:space="preserve"> </w:t>
+      </w:r>
+      <w:r>
+        <w:t xml:space="preserve">(plus empty</w:t>
+      </w:r>
+      <w:r>
+        <w:t xml:space="preserve"> </w:t>
+      </w:r>
+      <w:r>
+        <w:rPr>
+          <w:rStyle w:val="VerbatimChar"/>
+        </w:rPr>
+        <w:t xml:space="preserve">GIT_ASKPASS</w:t>
+      </w:r>
+      <w:r>
+        <w:t xml:space="preserve">/</w:t>
+      </w:r>
+      <w:r>
+        <w:rPr>
+          <w:rStyle w:val="VerbatimChar"/>
+        </w:rPr>
+        <w:t xml:space="preserve">SSH_ASKPASS</w:t>
+      </w:r>
+      <w:r>
+        <w:t xml:space="preserve">), so a missing credential can only ever produce a</w:t>
+      </w:r>
+      <w:r>
+        <w:t xml:space="preserve"> </w:t>
+      </w:r>
+      <w:r>
+        <w:t xml:space="preserve">fast, readable error — never a silent hang.</w:t>
+      </w:r>
+      <w:r>
+        <w:t xml:space="preserve"> </w:t>
+      </w:r>
+      <w:r>
+        <w:rPr>
+          <w:rStyle w:val="VerbatimChar"/>
+        </w:rPr>
+        <w:t xml:space="preserve">GIT_SSH_COMMAND</w:t>
+      </w:r>
+      <w:r>
+        <w:t xml:space="preserve"> </w:t>
+      </w:r>
+      <w:r>
+        <w:t xml:space="preserve">defaults to</w:t>
+      </w:r>
+      <w:r>
+        <w:t xml:space="preserve"> </w:t>
+      </w:r>
+      <w:r>
+        <w:rPr>
+          <w:rStyle w:val="VerbatimChar"/>
+        </w:rPr>
+        <w:t xml:space="preserve">ssh -o StrictHostKeyChecking=accept-new -o ConnectTimeout=20</w:t>
+      </w:r>
+      <w:r>
+        <w:t xml:space="preserve"> </w:t>
+      </w:r>
+      <w:r>
+        <w:t xml:space="preserve">so a first-contact</w:t>
+      </w:r>
+      <w:r>
+        <w:t xml:space="preserve"> </w:t>
+      </w:r>
+      <w:r>
+        <w:t xml:space="preserve">github host key does not block either; an ssh key</w:t>
+      </w:r>
+      <w:r>
+        <w:t xml:space="preserve"> </w:t>
+      </w:r>
+      <w:r>
+        <w:rPr>
+          <w:b/>
+          <w:bCs/>
+        </w:rPr>
+        <w:t xml:space="preserve">passphrase</w:t>
+      </w:r>
+      <w:r>
+        <w:t xml:space="preserve"> </w:t>
+      </w:r>
+      <w:r>
+        <w:t xml:space="preserve">prompt is</w:t>
+      </w:r>
+      <w:r>
+        <w:t xml:space="preserve"> </w:t>
+      </w:r>
+      <w:r>
+        <w:t xml:space="preserve">deliberately still allowed, and your own</w:t>
+      </w:r>
+      <w:r>
+        <w:t xml:space="preserve"> </w:t>
+      </w:r>
+      <w:r>
+        <w:rPr>
+          <w:rStyle w:val="VerbatimChar"/>
+        </w:rPr>
+        <w:t xml:space="preserve">GIT_SSH_COMMAND</w:t>
+      </w:r>
+      <w:r>
+        <w:t xml:space="preserve"> </w:t>
+      </w:r>
+      <w:r>
+        <w:t xml:space="preserve">is never overridden.</w:t>
       </w:r>
     </w:p>
     <w:bookmarkEnd w:id="12"/>
@@ -2193,7 +2495,13 @@
         <w:t xml:space="preserve"> </w:t>
       </w:r>
       <w:r>
-        <w:t xml:space="preserve">→ the default</w:t>
+        <w:t xml:space="preserve">→ this is the default path since</w:t>
+      </w:r>
+      <w:r>
+        <w:t xml:space="preserve"> </w:t>
+      </w:r>
+      <w:r>
+        <w:t xml:space="preserve">1.0.44 and needs no flag: the pinned</w:t>
       </w:r>
       <w:r>
         <w:t xml:space="preserve"> </w:t>
@@ -2208,44 +2516,13 @@
         <w:t xml:space="preserve"> </w:t>
       </w:r>
       <w:r>
-        <w:t xml:space="preserve">→</w:t>
-      </w:r>
-      <w:r>
-        <w:t xml:space="preserve"> </w:t>
-      </w:r>
-      <w:r>
-        <w:rPr>
-          <w:rStyle w:val="VerbatimChar"/>
-        </w:rPr>
-        <w:t xml:space="preserve">https://github.com/</w:t>
-      </w:r>
-      <w:r>
-        <w:t xml:space="preserve"> </w:t>
-      </w:r>
-      <w:r>
-        <w:t xml:space="preserve">rewrite (the keyless-clone aid)</w:t>
-      </w:r>
-      <w:r>
-        <w:t xml:space="preserve"> </w:t>
-      </w:r>
-      <w:r>
-        <w:t xml:space="preserve">works</w:t>
-      </w:r>
-      <w:r>
-        <w:t xml:space="preserve"> </w:t>
-      </w:r>
-      <w:r>
-        <w:rPr>
-          <w:i/>
-          <w:iCs/>
-        </w:rPr>
-        <w:t xml:space="preserve">against</w:t>
-      </w:r>
-      <w:r>
-        <w:t xml:space="preserve"> </w:t>
-      </w:r>
-      <w:r>
-        <w:t xml:space="preserve">you here: it rewrites the submodule's SSH URL to an</w:t>
+        <w:t xml:space="preserve">URLs are used as-is and</w:t>
+      </w:r>
+      <w:r>
+        <w:t xml:space="preserve"> </w:t>
+      </w:r>
+      <w:r>
+        <w:t xml:space="preserve">your key authenticates. Do</w:t>
       </w:r>
       <w:r>
         <w:t xml:space="preserve"> </w:t>
@@ -2255,52 +2532,62 @@
           <w:b/>
           <w:bCs/>
         </w:rPr>
+        <w:t xml:space="preserve">not</w:t>
+      </w:r>
+      <w:r>
+        <w:t xml:space="preserve"> </w:t>
+      </w:r>
+      <w:r>
+        <w:t xml:space="preserve">set</w:t>
+      </w:r>
+      <w:r>
+        <w:t xml:space="preserve"> </w:t>
+      </w:r>
+      <w:r>
+        <w:rPr>
+          <w:rStyle w:val="VerbatimChar"/>
+        </w:rPr>
+        <w:t xml:space="preserve">TMX_INSTALL_HTTPS_REWRITE=1</w:t>
+      </w:r>
+      <w:r>
+        <w:t xml:space="preserve"> </w:t>
+      </w:r>
+      <w:r>
+        <w:t xml:space="preserve">— that</w:t>
+      </w:r>
+      <w:r>
+        <w:t xml:space="preserve"> </w:t>
+      </w:r>
+      <w:r>
+        <w:t xml:space="preserve">rewrites the submodule's SSH URL to an</w:t>
+      </w:r>
+      <w:r>
+        <w:t xml:space="preserve"> </w:t>
+      </w:r>
+      <w:r>
+        <w:rPr>
+          <w:b/>
+          <w:bCs/>
+        </w:rPr>
         <w:t xml:space="preserve">unauthenticated</w:t>
       </w:r>
       <w:r>
         <w:t xml:space="preserve"> </w:t>
       </w:r>
       <w:r>
-        <w:t xml:space="preserve">HTTPS URL, so the private clone fails even though your SSH</w:t>
-      </w:r>
-      <w:r>
-        <w:t xml:space="preserve"> </w:t>
-      </w:r>
-      <w:r>
-        <w:t xml:space="preserve">key would have worked. Disable the rewrite so your key is used —</w:t>
-      </w:r>
-      <w:r>
-        <w:t xml:space="preserve"> </w:t>
-      </w:r>
-      <w:r>
-        <w:rPr>
-          <w:rStyle w:val="VerbatimChar"/>
-        </w:rPr>
-        <w:t xml:space="preserve">TMX_INSTALL_NO_HTTPS_REWRITE=1</w:t>
-      </w:r>
-      <w:r>
-        <w:t xml:space="preserve"> </w:t>
-      </w:r>
-      <w:r>
-        <w:t xml:space="preserve">(or</w:t>
-      </w:r>
-      <w:r>
-        <w:t xml:space="preserve"> </w:t>
-      </w:r>
-      <w:r>
-        <w:rPr>
-          <w:rStyle w:val="VerbatimChar"/>
-        </w:rPr>
-        <w:t xml:space="preserve">--no-https-rewrite</w:t>
-      </w:r>
-      <w:r>
-        <w:t xml:space="preserve">). Public-submodule</w:t>
-      </w:r>
-      <w:r>
-        <w:t xml:space="preserve"> </w:t>
-      </w:r>
-      <w:r>
-        <w:t xml:space="preserve">keyless users must NOT set this. See</w:t>
+        <w:t xml:space="preserve">HTTPS URL and the</w:t>
+      </w:r>
+      <w:r>
+        <w:t xml:space="preserve"> </w:t>
+      </w:r>
+      <w:r>
+        <w:t xml:space="preserve">private fetch then fails (historically: hung on a credential prompt, TMX-086).</w:t>
+      </w:r>
+      <w:r>
+        <w:t xml:space="preserve"> </w:t>
+      </w:r>
+      <w:r>
+        <w:t xml:space="preserve">See</w:t>
       </w:r>
       <w:r>
         <w:t xml:space="preserve"> </w:t>
@@ -2318,6 +2605,104 @@
       </w:r>
       <w:r>
         <w:t xml:space="preserve">§4.</w:t>
+      </w:r>
+    </w:p>
+    <w:p>
+      <w:pPr>
+        <w:pStyle w:val="Compact"/>
+        <w:numPr>
+          <w:ilvl w:val="0"/>
+          <w:numId w:val="1004"/>
+        </w:numPr>
+      </w:pPr>
+      <w:r>
+        <w:rPr>
+          <w:b/>
+          <w:bCs/>
+        </w:rPr>
+        <w:t xml:space="preserve">Keyless user with no SSH key at all</w:t>
+      </w:r>
+      <w:r>
+        <w:t xml:space="preserve"> </w:t>
+      </w:r>
+      <w:r>
+        <w:t xml:space="preserve">→ set</w:t>
+      </w:r>
+      <w:r>
+        <w:t xml:space="preserve"> </w:t>
+      </w:r>
+      <w:r>
+        <w:rPr>
+          <w:rStyle w:val="VerbatimChar"/>
+        </w:rPr>
+        <w:t xml:space="preserve">TMX_INSTALL_HTTPS_REWRITE=1</w:t>
+      </w:r>
+      <w:r>
+        <w:t xml:space="preserve"> </w:t>
+      </w:r>
+      <w:r>
+        <w:rPr>
+          <w:b/>
+          <w:bCs/>
+        </w:rPr>
+        <w:t xml:space="preserve">and</w:t>
+      </w:r>
+      <w:r>
+        <w:t xml:space="preserve"> </w:t>
+      </w:r>
+      <w:r>
+        <w:t xml:space="preserve">pass an HTTPS clone source, e.g.</w:t>
+      </w:r>
+      <w:r>
+        <w:t xml:space="preserve"> </w:t>
+      </w:r>
+      <w:r>
+        <w:rPr>
+          <w:rStyle w:val="VerbatimChar"/>
+        </w:rPr>
+        <w:t xml:space="preserve">--repo https://github.com/vasic-digital/tmux.git</w:t>
+      </w:r>
+      <w:r>
+        <w:t xml:space="preserve">. Honest boundary (§11.4.6):</w:t>
+      </w:r>
+      <w:r>
+        <w:t xml:space="preserve"> </w:t>
+      </w:r>
+      <w:r>
+        <w:t xml:space="preserve">this reaches the public repos only. The private nested submodule</w:t>
+      </w:r>
+      <w:r>
+        <w:t xml:space="preserve"> </w:t>
+      </w:r>
+      <w:r>
+        <w:rPr>
+          <w:rStyle w:val="VerbatimChar"/>
+        </w:rPr>
+        <w:t xml:space="preserve">constitution/submodules/helix_perf_cache</w:t>
+      </w:r>
+      <w:r>
+        <w:t xml:space="preserve"> </w:t>
+      </w:r>
+      <w:r>
+        <w:t xml:space="preserve">still cannot be fetched without</w:t>
+      </w:r>
+      <w:r>
+        <w:t xml:space="preserve"> </w:t>
+      </w:r>
+      <w:r>
+        <w:t xml:space="preserve">credentials, so the install will fail on it — with a fast, readable error</w:t>
+      </w:r>
+      <w:r>
+        <w:t xml:space="preserve"> </w:t>
+      </w:r>
+      <w:r>
+        <w:t xml:space="preserve">rather than a hang. A keyless install of the full tree is not currently</w:t>
+      </w:r>
+      <w:r>
+        <w:t xml:space="preserve"> </w:t>
+      </w:r>
+      <w:r>
+        <w:t xml:space="preserve">possible; an SSH key with access is required.</w:t>
       </w:r>
     </w:p>
     <w:p>
